--- a/assets/docs/seguimiento.docx
+++ b/assets/docs/seguimiento.docx
@@ -869,8 +869,6 @@
       <w:pPr>
         <w:jc w:val="center"/>
       </w:pPr>
-      <w:bookmarkStart w:id="2" w:name="_GoBack"/>
-      <w:bookmarkEnd w:id="2"/>
     </w:p>
     <w:p>
       <w:pPr>
@@ -926,6 +924,8 @@
       <w:pPr>
         <w:jc w:val="center"/>
       </w:pPr>
+      <w:bookmarkStart w:id="2" w:name="_GoBack"/>
+      <w:bookmarkEnd w:id="2"/>
     </w:p>
     <w:p>
       <w:pPr>
@@ -1121,7 +1121,7 @@
                                       <w:sz w:val="18"/>
                                       <w:szCs w:val="18"/>
                                     </w:rPr>
-                                    <w:t>REVISADO POR:</w:t>
+                                    <w:t>Revisado Por:</w:t>
                                   </w:r>
                                 </w:p>
                               </w:tc>
@@ -1454,7 +1454,25 @@
                                       <w:spacing w:val="-2"/>
                                       <w:sz w:val="18"/>
                                     </w:rPr>
-                                    <w:t>Gestor de Carreras</w:t>
+                                    <w:t>Gestor de Procesos Acad</w:t>
+                                  </w:r>
+                                  <w:r>
+                                    <w:rPr>
+                                      <w:rFonts w:ascii="Arial"/>
+                                      <w:b/>
+                                      <w:spacing w:val="-2"/>
+                                      <w:sz w:val="18"/>
+                                    </w:rPr>
+                                    <w:t>é</w:t>
+                                  </w:r>
+                                  <w:r>
+                                    <w:rPr>
+                                      <w:rFonts w:ascii="Arial"/>
+                                      <w:b/>
+                                      <w:spacing w:val="-2"/>
+                                      <w:sz w:val="18"/>
+                                    </w:rPr>
+                                    <w:t xml:space="preserve">micos </w:t>
                                   </w:r>
                                 </w:p>
                               </w:tc>
@@ -1647,7 +1665,7 @@
                                 <w:sz w:val="18"/>
                                 <w:szCs w:val="18"/>
                               </w:rPr>
-                              <w:t>REVISADO POR:</w:t>
+                              <w:t>Revisado Por:</w:t>
                             </w:r>
                           </w:p>
                         </w:tc>
@@ -1980,7 +1998,25 @@
                                 <w:spacing w:val="-2"/>
                                 <w:sz w:val="18"/>
                               </w:rPr>
-                              <w:t>Gestor de Carreras</w:t>
+                              <w:t>Gestor de Procesos Acad</w:t>
+                            </w:r>
+                            <w:r>
+                              <w:rPr>
+                                <w:rFonts w:ascii="Arial"/>
+                                <w:b/>
+                                <w:spacing w:val="-2"/>
+                                <w:sz w:val="18"/>
+                              </w:rPr>
+                              <w:t>é</w:t>
+                            </w:r>
+                            <w:r>
+                              <w:rPr>
+                                <w:rFonts w:ascii="Arial"/>
+                                <w:b/>
+                                <w:spacing w:val="-2"/>
+                                <w:sz w:val="18"/>
+                              </w:rPr>
+                              <w:t xml:space="preserve">micos </w:t>
                             </w:r>
                           </w:p>
                         </w:tc>
